--- a/SAMPLE_Equipment_Offer.docx
+++ b/SAMPLE_Equipment_Offer.docx
@@ -6807,494 +6807,6 @@
           <w:rFonts w:ascii="Arial" w:hAnsi="Arial" w:cs="Arial"/>
           <w:sz w:val="20"/>
           <w:szCs w:val="20"/>
-        </w:rPr>
-      </w:pPr>
-    </w:p>
-    <w:p>
-      <w:pPr>
-        <w:autoSpaceDE w:val="0"/>
-        <w:autoSpaceDN w:val="0"/>
-        <w:adjustRightInd w:val="0"/>
-        <w:rPr>
-          <w:rFonts w:ascii="Arial" w:eastAsiaTheme="minorHAnsi" w:hAnsi="Arial" w:cs="Arial"/>
-          <w:b/>
-          <w:bCs/>
-          <w:color w:val="FF0000"/>
-          <w:sz w:val="28"/>
-          <w:szCs w:val="28"/>
-        </w:rPr>
-      </w:pPr>
-      <w:r>
-        <w:rPr>
-          <w:rFonts w:ascii="Calibri" w:eastAsiaTheme="minorHAnsi" w:hAnsi="Calibri" w:cs="Calibri"/>
-          <w:b/>
-          <w:bCs/>
-          <w:color w:val="E87722"/>
-          <w:sz w:val="28"/>
-          <w:szCs w:val="28"/>
-        </w:rPr>
-        <w:lastRenderedPageBreak/>
-        <w:t>ADVANTAGES OF IIP-ENCON “FILM” BURNERS</w:t>
-      </w:r>
-    </w:p>
-    <w:p>
-      <w:pPr>
-        <w:autoSpaceDE w:val="0"/>
-        <w:autoSpaceDN w:val="0"/>
-        <w:adjustRightInd w:val="0"/>
-        <w:rPr>
-          <w:rFonts w:ascii="Arial" w:eastAsiaTheme="minorHAnsi" w:hAnsi="Arial" w:cs="Arial"/>
-          <w:b/>
-          <w:bCs/>
-          <w:color w:val="FF0000"/>
-          <w:sz w:val="28"/>
-          <w:szCs w:val="28"/>
-        </w:rPr>
-      </w:pPr>
-    </w:p>
-    <w:p>
-      <w:pPr>
-        <w:autoSpaceDE w:val="0"/>
-        <w:autoSpaceDN w:val="0"/>
-        <w:adjustRightInd w:val="0"/>
-        <w:rPr>
-          <w:rFonts w:ascii="Arial" w:eastAsiaTheme="minorHAnsi" w:hAnsi="Arial" w:cs="Arial"/>
-          <w:color w:val="000000"/>
-          <w:sz w:val="22"/>
-          <w:szCs w:val="22"/>
-        </w:rPr>
-      </w:pPr>
-      <w:r>
-        <w:rPr>
-          <w:rFonts w:ascii="Calibri" w:eastAsiaTheme="minorHAnsi" w:hAnsi="Calibri" w:cs="Calibri"/>
-          <w:color w:val="1F2937"/>
-          <w:sz w:val="22"/>
-          <w:szCs w:val="22"/>
-        </w:rPr>
-        <w:t>- Huge savings in fuel cost (5-15%)</w:t>
-      </w:r>
-    </w:p>
-    <w:p>
-      <w:pPr>
-        <w:autoSpaceDE w:val="0"/>
-        <w:autoSpaceDN w:val="0"/>
-        <w:adjustRightInd w:val="0"/>
-        <w:rPr>
-          <w:rFonts w:ascii="Arial" w:eastAsiaTheme="minorHAnsi" w:hAnsi="Arial" w:cs="Arial"/>
-          <w:color w:val="000000"/>
-          <w:sz w:val="22"/>
-          <w:szCs w:val="22"/>
-        </w:rPr>
-      </w:pPr>
-      <w:r>
-        <w:rPr>
-          <w:rFonts w:ascii="Calibri" w:eastAsiaTheme="minorHAnsi" w:hAnsi="Calibri" w:cs="Calibri"/>
-          <w:color w:val="1F2937"/>
-          <w:sz w:val="22"/>
-          <w:szCs w:val="22"/>
-        </w:rPr>
-        <w:t>- Multi-fuel application (HSD, LDO, FO, LSHS)</w:t>
-      </w:r>
-    </w:p>
-    <w:p>
-      <w:pPr>
-        <w:autoSpaceDE w:val="0"/>
-        <w:autoSpaceDN w:val="0"/>
-        <w:adjustRightInd w:val="0"/>
-        <w:rPr>
-          <w:rFonts w:ascii="Arial" w:eastAsiaTheme="minorHAnsi" w:hAnsi="Arial" w:cs="Arial"/>
-          <w:color w:val="000000"/>
-          <w:sz w:val="22"/>
-          <w:szCs w:val="22"/>
-        </w:rPr>
-      </w:pPr>
-      <w:r>
-        <w:rPr>
-          <w:rFonts w:ascii="Calibri" w:eastAsiaTheme="minorHAnsi" w:hAnsi="Calibri" w:cs="Calibri"/>
-          <w:color w:val="1F2937"/>
-          <w:sz w:val="22"/>
-          <w:szCs w:val="22"/>
-        </w:rPr>
-        <w:t>- Higher turn down ratio (7:1)</w:t>
-      </w:r>
-    </w:p>
-    <w:p>
-      <w:pPr>
-        <w:autoSpaceDE w:val="0"/>
-        <w:autoSpaceDN w:val="0"/>
-        <w:adjustRightInd w:val="0"/>
-        <w:rPr>
-          <w:rFonts w:ascii="Arial" w:eastAsiaTheme="minorHAnsi" w:hAnsi="Arial" w:cs="Arial"/>
-          <w:color w:val="000000"/>
-          <w:sz w:val="22"/>
-          <w:szCs w:val="22"/>
-        </w:rPr>
-      </w:pPr>
-      <w:r>
-        <w:rPr>
-          <w:rFonts w:ascii="Calibri" w:eastAsiaTheme="minorHAnsi" w:hAnsi="Calibri" w:cs="Calibri"/>
-          <w:color w:val="1F2937"/>
-          <w:sz w:val="22"/>
-          <w:szCs w:val="22"/>
-        </w:rPr>
-        <w:t>- Eliminates Oil Dripping</w:t>
-      </w:r>
-    </w:p>
-    <w:p>
-      <w:pPr>
-        <w:autoSpaceDE w:val="0"/>
-        <w:autoSpaceDN w:val="0"/>
-        <w:adjustRightInd w:val="0"/>
-        <w:rPr>
-          <w:rFonts w:ascii="Arial" w:eastAsiaTheme="minorHAnsi" w:hAnsi="Arial" w:cs="Arial"/>
-          <w:color w:val="000000"/>
-          <w:sz w:val="22"/>
-          <w:szCs w:val="22"/>
-        </w:rPr>
-      </w:pPr>
-      <w:r>
-        <w:rPr>
-          <w:rFonts w:ascii="Calibri" w:eastAsiaTheme="minorHAnsi" w:hAnsi="Calibri" w:cs="Calibri"/>
-          <w:color w:val="1F2937"/>
-          <w:sz w:val="22"/>
-          <w:szCs w:val="22"/>
-        </w:rPr>
-        <w:t>- Stable Flame</w:t>
-      </w:r>
-    </w:p>
-    <w:p>
-      <w:pPr>
-        <w:autoSpaceDE w:val="0"/>
-        <w:autoSpaceDN w:val="0"/>
-        <w:adjustRightInd w:val="0"/>
-        <w:rPr>
-          <w:rFonts w:ascii="Arial" w:eastAsiaTheme="minorHAnsi" w:hAnsi="Arial" w:cs="Arial"/>
-          <w:color w:val="000000"/>
-          <w:sz w:val="22"/>
-          <w:szCs w:val="22"/>
-        </w:rPr>
-      </w:pPr>
-      <w:r>
-        <w:rPr>
-          <w:rFonts w:ascii="Calibri" w:eastAsiaTheme="minorHAnsi" w:hAnsi="Calibri" w:cs="Calibri"/>
-          <w:color w:val="1F2937"/>
-          <w:sz w:val="22"/>
-          <w:szCs w:val="22"/>
-        </w:rPr>
-        <w:t>- Simpler to Maintain</w:t>
-      </w:r>
-    </w:p>
-    <w:p>
-      <w:pPr>
-        <w:autoSpaceDE w:val="0"/>
-        <w:autoSpaceDN w:val="0"/>
-        <w:adjustRightInd w:val="0"/>
-        <w:rPr>
-          <w:rFonts w:ascii="Arial" w:eastAsiaTheme="minorHAnsi" w:hAnsi="Arial" w:cs="Arial"/>
-          <w:color w:val="000000"/>
-          <w:sz w:val="22"/>
-          <w:szCs w:val="22"/>
-        </w:rPr>
-      </w:pPr>
-      <w:r>
-        <w:rPr>
-          <w:rFonts w:ascii="Calibri" w:eastAsiaTheme="minorHAnsi" w:hAnsi="Calibri" w:cs="Calibri"/>
-          <w:color w:val="1F2937"/>
-          <w:sz w:val="22"/>
-          <w:szCs w:val="22"/>
-        </w:rPr>
-        <w:t>- Can handle Preheated air</w:t>
-      </w:r>
-    </w:p>
-    <w:p>
-      <w:pPr>
-        <w:autoSpaceDE w:val="0"/>
-        <w:autoSpaceDN w:val="0"/>
-        <w:adjustRightInd w:val="0"/>
-        <w:rPr>
-          <w:rFonts w:ascii="Arial" w:eastAsiaTheme="minorHAnsi" w:hAnsi="Arial" w:cs="Arial"/>
-          <w:color w:val="000000"/>
-          <w:sz w:val="22"/>
-          <w:szCs w:val="22"/>
-        </w:rPr>
-      </w:pPr>
-      <w:r>
-        <w:rPr>
-          <w:rFonts w:ascii="Calibri" w:eastAsiaTheme="minorHAnsi" w:hAnsi="Calibri" w:cs="Calibri"/>
-          <w:color w:val="1F2937"/>
-          <w:sz w:val="22"/>
-          <w:szCs w:val="22"/>
-        </w:rPr>
-        <w:t>- Reduces Heating time</w:t>
-      </w:r>
-    </w:p>
-    <w:p>
-      <w:pPr>
-        <w:autoSpaceDE w:val="0"/>
-        <w:autoSpaceDN w:val="0"/>
-        <w:adjustRightInd w:val="0"/>
-        <w:rPr>
-          <w:rFonts w:ascii="Arial" w:eastAsiaTheme="minorHAnsi" w:hAnsi="Arial" w:cs="Arial"/>
-          <w:color w:val="000000"/>
-          <w:sz w:val="22"/>
-          <w:szCs w:val="22"/>
-        </w:rPr>
-      </w:pPr>
-      <w:r>
-        <w:rPr>
-          <w:rFonts w:ascii="Calibri" w:eastAsiaTheme="minorHAnsi" w:hAnsi="Calibri" w:cs="Calibri"/>
-          <w:color w:val="1F2937"/>
-          <w:sz w:val="22"/>
-          <w:szCs w:val="22"/>
-        </w:rPr>
-        <w:t>- Eliminates Choking</w:t>
-      </w:r>
-    </w:p>
-    <w:p>
-      <w:pPr>
-        <w:autoSpaceDE w:val="0"/>
-        <w:autoSpaceDN w:val="0"/>
-        <w:adjustRightInd w:val="0"/>
-        <w:rPr>
-          <w:rFonts w:ascii="Arial" w:eastAsiaTheme="minorHAnsi" w:hAnsi="Arial" w:cs="Arial"/>
-          <w:color w:val="000000"/>
-          <w:sz w:val="22"/>
-          <w:szCs w:val="22"/>
-        </w:rPr>
-      </w:pPr>
-      <w:r>
-        <w:rPr>
-          <w:rFonts w:ascii="Calibri" w:eastAsiaTheme="minorHAnsi" w:hAnsi="Calibri" w:cs="Calibri"/>
-          <w:color w:val="1F2937"/>
-          <w:sz w:val="22"/>
-          <w:szCs w:val="22"/>
-        </w:rPr>
-        <w:t>- Reduces Sulphur corrosion</w:t>
-      </w:r>
-    </w:p>
-    <w:p>
-      <w:pPr>
-        <w:autoSpaceDE w:val="0"/>
-        <w:autoSpaceDN w:val="0"/>
-        <w:adjustRightInd w:val="0"/>
-        <w:rPr>
-          <w:rFonts w:ascii="Arial" w:eastAsiaTheme="minorHAnsi" w:hAnsi="Arial" w:cs="Arial"/>
-          <w:b/>
-          <w:bCs/>
-          <w:color w:val="000000"/>
-          <w:sz w:val="22"/>
-          <w:szCs w:val="22"/>
-        </w:rPr>
-      </w:pPr>
-    </w:p>
-    <w:p>
-      <w:pPr>
-        <w:autoSpaceDE w:val="0"/>
-        <w:autoSpaceDN w:val="0"/>
-        <w:adjustRightInd w:val="0"/>
-        <w:rPr>
-          <w:rFonts w:ascii="Arial" w:eastAsiaTheme="minorHAnsi" w:hAnsi="Arial" w:cs="Arial"/>
-          <w:b/>
-          <w:bCs/>
-          <w:color w:val="000000"/>
-          <w:sz w:val="22"/>
-          <w:szCs w:val="22"/>
-        </w:rPr>
-      </w:pPr>
-      <w:r>
-        <w:rPr>
-          <w:rFonts w:ascii="Calibri" w:eastAsiaTheme="minorHAnsi" w:hAnsi="Calibri" w:cs="Calibri"/>
-          <w:b/>
-          <w:bCs/>
-          <w:color w:val="1F2937"/>
-          <w:sz w:val="22"/>
-          <w:szCs w:val="22"/>
-        </w:rPr>
-        <w:t>Other advantages</w:t>
-      </w:r>
-    </w:p>
-    <w:p>
-      <w:pPr>
-        <w:autoSpaceDE w:val="0"/>
-        <w:autoSpaceDN w:val="0"/>
-        <w:adjustRightInd w:val="0"/>
-        <w:rPr>
-          <w:rFonts w:ascii="Arial" w:eastAsiaTheme="minorHAnsi" w:hAnsi="Arial" w:cs="Arial"/>
-          <w:color w:val="000000"/>
-          <w:sz w:val="22"/>
-          <w:szCs w:val="22"/>
-        </w:rPr>
-      </w:pPr>
-      <w:r>
-        <w:rPr>
-          <w:rFonts w:eastAsiaTheme="minorHAnsi" w:ascii="Calibri" w:hAnsi="Calibri" w:cs="Calibri"/>
-          <w:color w:val="1F2937"/>
-          <w:sz w:val="22"/>
-          <w:szCs w:val="22"/>
-        </w:rPr>
-        <w:t xml:space="preserve">- </w:t>
-      </w:r>
-      <w:r>
-        <w:rPr>
-          <w:rFonts w:ascii="Calibri" w:eastAsiaTheme="minorHAnsi" w:hAnsi="Calibri" w:cs="Calibri"/>
-          <w:color w:val="1F2937"/>
-          <w:sz w:val="22"/>
-          <w:szCs w:val="22"/>
-        </w:rPr>
-        <w:t>Graded Castings used</w:t>
-      </w:r>
-    </w:p>
-    <w:p>
-      <w:pPr>
-        <w:autoSpaceDE w:val="0"/>
-        <w:autoSpaceDN w:val="0"/>
-        <w:adjustRightInd w:val="0"/>
-        <w:rPr>
-          <w:rFonts w:ascii="Arial" w:eastAsiaTheme="minorHAnsi" w:hAnsi="Arial" w:cs="Arial"/>
-          <w:color w:val="000000"/>
-          <w:sz w:val="22"/>
-          <w:szCs w:val="22"/>
-        </w:rPr>
-      </w:pPr>
-      <w:r>
-        <w:rPr>
-          <w:rFonts w:eastAsiaTheme="minorHAnsi" w:ascii="Calibri" w:hAnsi="Calibri" w:cs="Calibri"/>
-          <w:color w:val="1F2937"/>
-          <w:sz w:val="22"/>
-          <w:szCs w:val="22"/>
-        </w:rPr>
-        <w:t xml:space="preserve">- </w:t>
-      </w:r>
-      <w:r>
-        <w:rPr>
-          <w:rFonts w:ascii="Calibri" w:eastAsiaTheme="minorHAnsi" w:hAnsi="Calibri" w:cs="Calibri"/>
-          <w:color w:val="1F2937"/>
-          <w:sz w:val="22"/>
-          <w:szCs w:val="22"/>
-        </w:rPr>
-        <w:t>Better air control through air adjuster</w:t>
-      </w:r>
-    </w:p>
-    <w:p>
-      <w:pPr>
-        <w:autoSpaceDE w:val="0"/>
-        <w:autoSpaceDN w:val="0"/>
-        <w:adjustRightInd w:val="0"/>
-        <w:rPr>
-          <w:rFonts w:ascii="Arial" w:eastAsiaTheme="minorHAnsi" w:hAnsi="Arial" w:cs="Arial"/>
-          <w:color w:val="000000"/>
-          <w:sz w:val="22"/>
-          <w:szCs w:val="22"/>
-        </w:rPr>
-      </w:pPr>
-      <w:r>
-        <w:rPr>
-          <w:rFonts w:eastAsiaTheme="minorHAnsi" w:ascii="Calibri" w:hAnsi="Calibri" w:cs="Calibri"/>
-          <w:color w:val="1F2937"/>
-          <w:sz w:val="22"/>
-          <w:szCs w:val="22"/>
-        </w:rPr>
-        <w:t xml:space="preserve">- </w:t>
-      </w:r>
-      <w:r>
-        <w:rPr>
-          <w:rFonts w:ascii="Calibri" w:eastAsiaTheme="minorHAnsi" w:hAnsi="Calibri" w:cs="Calibri"/>
-          <w:color w:val="1F2937"/>
-          <w:sz w:val="22"/>
-          <w:szCs w:val="22"/>
-        </w:rPr>
-        <w:t>Nozzles fully of SS</w:t>
-      </w:r>
-    </w:p>
-    <w:p>
-      <w:pPr>
-        <w:autoSpaceDE w:val="0"/>
-        <w:autoSpaceDN w:val="0"/>
-        <w:adjustRightInd w:val="0"/>
-        <w:rPr>
-          <w:rFonts w:ascii="Arial" w:eastAsiaTheme="minorHAnsi" w:hAnsi="Arial" w:cs="Arial"/>
-          <w:color w:val="000000"/>
-          <w:sz w:val="22"/>
-          <w:szCs w:val="22"/>
-        </w:rPr>
-      </w:pPr>
-      <w:r>
-        <w:rPr>
-          <w:rFonts w:eastAsiaTheme="minorHAnsi" w:ascii="Calibri" w:hAnsi="Calibri" w:cs="Calibri"/>
-          <w:color w:val="1F2937"/>
-          <w:sz w:val="22"/>
-          <w:szCs w:val="22"/>
-        </w:rPr>
-        <w:t xml:space="preserve">- </w:t>
-      </w:r>
-      <w:r>
-        <w:rPr>
-          <w:rFonts w:ascii="Calibri" w:eastAsiaTheme="minorHAnsi" w:hAnsi="Calibri" w:cs="Calibri"/>
-          <w:color w:val="1F2937"/>
-          <w:sz w:val="22"/>
-          <w:szCs w:val="22"/>
-        </w:rPr>
-        <w:t>Swirlers / Lock nuts fully SS (so cleaning does not wear them off leading to longer life)</w:t>
-      </w:r>
-    </w:p>
-    <w:p>
-      <w:pPr>
-        <w:autoSpaceDE w:val="0"/>
-        <w:autoSpaceDN w:val="0"/>
-        <w:adjustRightInd w:val="0"/>
-        <w:rPr>
-          <w:rFonts w:ascii="Arial" w:eastAsiaTheme="minorHAnsi" w:hAnsi="Arial" w:cs="Arial"/>
-          <w:color w:val="000000"/>
-          <w:sz w:val="22"/>
-          <w:szCs w:val="22"/>
-        </w:rPr>
-      </w:pPr>
-      <w:r>
-        <w:rPr>
-          <w:rFonts w:eastAsiaTheme="minorHAnsi" w:ascii="Calibri" w:hAnsi="Calibri" w:cs="Calibri"/>
-          <w:color w:val="1F2937"/>
-          <w:sz w:val="22"/>
-          <w:szCs w:val="22"/>
-        </w:rPr>
-        <w:t xml:space="preserve">- </w:t>
-      </w:r>
-      <w:r>
-        <w:rPr>
-          <w:rFonts w:ascii="Calibri" w:eastAsiaTheme="minorHAnsi" w:hAnsi="Calibri" w:cs="Calibri"/>
-          <w:color w:val="1F2937"/>
-          <w:sz w:val="22"/>
-          <w:szCs w:val="22"/>
-        </w:rPr>
-        <w:t>Higher efficiency for a longer duration (other burners start consuming more oil in 3 months)</w:t>
-      </w:r>
-    </w:p>
-    <w:p>
-      <w:pPr>
-        <w:autoSpaceDE w:val="0"/>
-        <w:autoSpaceDN w:val="0"/>
-        <w:adjustRightInd w:val="0"/>
-        <w:rPr>
-          <w:rFonts w:ascii="Arial" w:eastAsiaTheme="minorHAnsi" w:hAnsi="Arial" w:cs="Arial"/>
-          <w:b/>
-          <w:bCs/>
-          <w:color w:val="FF0000"/>
-          <w:sz w:val="28"/>
-          <w:szCs w:val="28"/>
-        </w:rPr>
-      </w:pPr>
-    </w:p>
-    <w:p>
-      <w:pPr>
-        <w:autoSpaceDE w:val="0"/>
-        <w:autoSpaceDN w:val="0"/>
-        <w:adjustRightInd w:val="0"/>
-        <w:rPr>
-          <w:rFonts w:ascii="Arial" w:eastAsiaTheme="minorHAnsi" w:hAnsi="Arial" w:cs="Arial"/>
-          <w:b/>
-          <w:bCs/>
-          <w:color w:val="FF0000"/>
-          <w:sz w:val="28"/>
-          <w:szCs w:val="28"/>
         </w:rPr>
       </w:pPr>
     </w:p>
